--- a/Backend/Director_Disclosure/Output_Disclosures/2024-25/GVK_AIRPORT_HOLDINGS_LIMITED/DIR-8/DIR8_ASHISH_RAJVANSHI_07590913.docx
+++ b/Backend/Director_Disclosure/Output_Disclosures/2024-25/GVK_AIRPORT_HOLDINGS_LIMITED/DIR-8/DIR8_ASHISH_RAJVANSHI_07590913.docx
@@ -550,7 +550,7 @@
                 <w:b w:val="0"/>
                 <w:sz w:val="23"/>
               </w:rPr>
-              <w:t>GVK AIRPORT HOLDINGS LIMITED</w:t>
+              <w:t>GVK AIRPORT DEVELOPERS LIMITED</w:t>
             </w:r>
           </w:p>
         </w:tc>
@@ -620,7 +620,7 @@
                 <w:b w:val="0"/>
                 <w:sz w:val="23"/>
               </w:rPr>
-              <w:t>GVK AIRPORT DEVELOPERS LIMITED</w:t>
+              <w:t>GVK AIRPORT HOLDINGS LIMITED</w:t>
             </w:r>
           </w:p>
         </w:tc>
@@ -1110,286 +1110,6 @@
                 <w:b w:val="0"/>
                 <w:sz w:val="23"/>
               </w:rPr>
-              <w:t>FLAIRE UNMANNED SYSTEMS PRIVATE LIMITED</w:t>
-            </w:r>
-          </w:p>
-        </w:tc>
-        <w:tc>
-          <w:tcPr>
-            <w:tcW w:type="dxa" w:w="2610"/>
-          </w:tcPr>
-          <w:p>
-            <w:pPr>
-              <w:spacing w:after="0"/>
-              <w:jc w:val="center"/>
-            </w:pPr>
-            <w:r>
-              <w:rPr>
-                <w:rFonts w:ascii="Adani" w:hAnsi="Adani" w:eastAsia="Adani" w:cs="Adani"/>
-                <w:b w:val="0"/>
-                <w:sz w:val="23"/>
-              </w:rPr>
-              <w:t>02/01/2020</w:t>
-            </w:r>
-          </w:p>
-        </w:tc>
-        <w:tc>
-          <w:tcPr>
-            <w:tcW w:type="dxa" w:w="2250"/>
-          </w:tcPr>
-          <w:p>
-            <w:pPr>
-              <w:spacing w:after="0"/>
-              <w:jc w:val="center"/>
-            </w:pPr>
-          </w:p>
-        </w:tc>
-      </w:tr>
-      <w:tr>
-        <w:tc>
-          <w:tcPr>
-            <w:tcW w:type="dxa" w:w="636"/>
-          </w:tcPr>
-          <w:p>
-            <w:pPr>
-              <w:spacing w:after="0"/>
-              <w:ind w:left="360"/>
-            </w:pPr>
-            <w:r>
-              <w:rPr>
-                <w:rFonts w:ascii="Adani" w:hAnsi="Adani" w:eastAsia="Adani" w:cs="Adani"/>
-                <w:b w:val="0"/>
-                <w:sz w:val="23"/>
-              </w:rPr>
-              <w:t>13</w:t>
-            </w:r>
-          </w:p>
-        </w:tc>
-        <w:tc>
-          <w:tcPr>
-            <w:tcW w:type="dxa" w:w="3864"/>
-          </w:tcPr>
-          <w:p>
-            <w:pPr>
-              <w:spacing w:after="0"/>
-              <w:jc w:val="both"/>
-            </w:pPr>
-            <w:r>
-              <w:rPr>
-                <w:rFonts w:ascii="Adani" w:hAnsi="Adani" w:eastAsia="Adani" w:cs="Adani"/>
-                <w:b w:val="0"/>
-                <w:sz w:val="23"/>
-              </w:rPr>
-              <w:t>AWL AGRI BUSINESS LIMITED</w:t>
-            </w:r>
-          </w:p>
-        </w:tc>
-        <w:tc>
-          <w:tcPr>
-            <w:tcW w:type="dxa" w:w="2610"/>
-          </w:tcPr>
-          <w:p>
-            <w:pPr>
-              <w:spacing w:after="0"/>
-              <w:jc w:val="center"/>
-            </w:pPr>
-            <w:r>
-              <w:rPr>
-                <w:rFonts w:ascii="Adani" w:hAnsi="Adani" w:eastAsia="Adani" w:cs="Adani"/>
-                <w:b w:val="0"/>
-                <w:sz w:val="23"/>
-              </w:rPr>
-              <w:t>17/06/2019</w:t>
-            </w:r>
-          </w:p>
-        </w:tc>
-        <w:tc>
-          <w:tcPr>
-            <w:tcW w:type="dxa" w:w="2250"/>
-          </w:tcPr>
-          <w:p>
-            <w:pPr>
-              <w:spacing w:after="0"/>
-              <w:jc w:val="center"/>
-            </w:pPr>
-          </w:p>
-        </w:tc>
-      </w:tr>
-      <w:tr>
-        <w:tc>
-          <w:tcPr>
-            <w:tcW w:type="dxa" w:w="636"/>
-          </w:tcPr>
-          <w:p>
-            <w:pPr>
-              <w:spacing w:after="0"/>
-              <w:ind w:left="360"/>
-            </w:pPr>
-            <w:r>
-              <w:rPr>
-                <w:rFonts w:ascii="Adani" w:hAnsi="Adani" w:eastAsia="Adani" w:cs="Adani"/>
-                <w:b w:val="0"/>
-                <w:sz w:val="23"/>
-              </w:rPr>
-              <w:t>14</w:t>
-            </w:r>
-          </w:p>
-        </w:tc>
-        <w:tc>
-          <w:tcPr>
-            <w:tcW w:type="dxa" w:w="3864"/>
-          </w:tcPr>
-          <w:p>
-            <w:pPr>
-              <w:spacing w:after="0"/>
-              <w:jc w:val="both"/>
-            </w:pPr>
-            <w:r>
-              <w:rPr>
-                <w:rFonts w:ascii="Adani" w:hAnsi="Adani" w:eastAsia="Adani" w:cs="Adani"/>
-                <w:b w:val="0"/>
-                <w:sz w:val="23"/>
-              </w:rPr>
-              <w:t>ALPHA-ELSEC DEFENCE &amp; AEROSPACE SYSTEMS PRIVATE LIMITED</w:t>
-            </w:r>
-          </w:p>
-        </w:tc>
-        <w:tc>
-          <w:tcPr>
-            <w:tcW w:type="dxa" w:w="2610"/>
-          </w:tcPr>
-          <w:p>
-            <w:pPr>
-              <w:spacing w:after="0"/>
-              <w:jc w:val="center"/>
-            </w:pPr>
-            <w:r>
-              <w:rPr>
-                <w:rFonts w:ascii="Adani" w:hAnsi="Adani" w:eastAsia="Adani" w:cs="Adani"/>
-                <w:b w:val="0"/>
-                <w:sz w:val="23"/>
-              </w:rPr>
-              <w:t>18/02/2019</w:t>
-            </w:r>
-          </w:p>
-        </w:tc>
-        <w:tc>
-          <w:tcPr>
-            <w:tcW w:type="dxa" w:w="2250"/>
-          </w:tcPr>
-          <w:p>
-            <w:pPr>
-              <w:spacing w:after="0"/>
-              <w:jc w:val="center"/>
-            </w:pPr>
-          </w:p>
-        </w:tc>
-      </w:tr>
-      <w:tr>
-        <w:tc>
-          <w:tcPr>
-            <w:tcW w:type="dxa" w:w="636"/>
-          </w:tcPr>
-          <w:p>
-            <w:pPr>
-              <w:spacing w:after="0"/>
-              <w:ind w:left="360"/>
-            </w:pPr>
-            <w:r>
-              <w:rPr>
-                <w:rFonts w:ascii="Adani" w:hAnsi="Adani" w:eastAsia="Adani" w:cs="Adani"/>
-                <w:b w:val="0"/>
-                <w:sz w:val="23"/>
-              </w:rPr>
-              <w:t>15</w:t>
-            </w:r>
-          </w:p>
-        </w:tc>
-        <w:tc>
-          <w:tcPr>
-            <w:tcW w:type="dxa" w:w="3864"/>
-          </w:tcPr>
-          <w:p>
-            <w:pPr>
-              <w:spacing w:after="0"/>
-              <w:jc w:val="both"/>
-            </w:pPr>
-            <w:r>
-              <w:rPr>
-                <w:rFonts w:ascii="Adani" w:hAnsi="Adani" w:eastAsia="Adani" w:cs="Adani"/>
-                <w:b w:val="0"/>
-                <w:sz w:val="23"/>
-              </w:rPr>
-              <w:t>ALPHA DESIGN TECHNOLOGIES PRIVATE LIMITED</w:t>
-            </w:r>
-          </w:p>
-        </w:tc>
-        <w:tc>
-          <w:tcPr>
-            <w:tcW w:type="dxa" w:w="2610"/>
-          </w:tcPr>
-          <w:p>
-            <w:pPr>
-              <w:spacing w:after="0"/>
-              <w:jc w:val="center"/>
-            </w:pPr>
-            <w:r>
-              <w:rPr>
-                <w:rFonts w:ascii="Adani" w:hAnsi="Adani" w:eastAsia="Adani" w:cs="Adani"/>
-                <w:b w:val="0"/>
-                <w:sz w:val="23"/>
-              </w:rPr>
-              <w:t>13/12/2018</w:t>
-            </w:r>
-          </w:p>
-        </w:tc>
-        <w:tc>
-          <w:tcPr>
-            <w:tcW w:type="dxa" w:w="2250"/>
-          </w:tcPr>
-          <w:p>
-            <w:pPr>
-              <w:spacing w:after="0"/>
-              <w:jc w:val="center"/>
-            </w:pPr>
-          </w:p>
-        </w:tc>
-      </w:tr>
-      <w:tr>
-        <w:tc>
-          <w:tcPr>
-            <w:tcW w:type="dxa" w:w="636"/>
-          </w:tcPr>
-          <w:p>
-            <w:pPr>
-              <w:spacing w:after="0"/>
-              <w:ind w:left="360"/>
-            </w:pPr>
-            <w:r>
-              <w:rPr>
-                <w:rFonts w:ascii="Adani" w:hAnsi="Adani" w:eastAsia="Adani" w:cs="Adani"/>
-                <w:b w:val="0"/>
-                <w:sz w:val="23"/>
-              </w:rPr>
-              <w:t>16</w:t>
-            </w:r>
-          </w:p>
-        </w:tc>
-        <w:tc>
-          <w:tcPr>
-            <w:tcW w:type="dxa" w:w="3864"/>
-          </w:tcPr>
-          <w:p>
-            <w:pPr>
-              <w:spacing w:after="0"/>
-              <w:jc w:val="both"/>
-            </w:pPr>
-            <w:r>
-              <w:rPr>
-                <w:rFonts w:ascii="Adani" w:hAnsi="Adani" w:eastAsia="Adani" w:cs="Adani"/>
-                <w:b w:val="0"/>
-                <w:sz w:val="23"/>
-              </w:rPr>
               <w:t>ADANI DEFENCE SYSTEMS AND TECHNOLOGIES LIMITED</w:t>
             </w:r>
           </w:p>
@@ -1410,76 +1130,6 @@
                 <w:sz w:val="23"/>
               </w:rPr>
               <w:t>06/09/2017</w:t>
-            </w:r>
-          </w:p>
-        </w:tc>
-        <w:tc>
-          <w:tcPr>
-            <w:tcW w:type="dxa" w:w="2250"/>
-          </w:tcPr>
-          <w:p>
-            <w:pPr>
-              <w:spacing w:after="0"/>
-              <w:jc w:val="center"/>
-            </w:pPr>
-          </w:p>
-        </w:tc>
-      </w:tr>
-      <w:tr>
-        <w:tc>
-          <w:tcPr>
-            <w:tcW w:type="dxa" w:w="636"/>
-          </w:tcPr>
-          <w:p>
-            <w:pPr>
-              <w:spacing w:after="0"/>
-              <w:ind w:left="360"/>
-            </w:pPr>
-            <w:r>
-              <w:rPr>
-                <w:rFonts w:ascii="Adani" w:hAnsi="Adani" w:eastAsia="Adani" w:cs="Adani"/>
-                <w:b w:val="0"/>
-                <w:sz w:val="23"/>
-              </w:rPr>
-              <w:t>17</w:t>
-            </w:r>
-          </w:p>
-        </w:tc>
-        <w:tc>
-          <w:tcPr>
-            <w:tcW w:type="dxa" w:w="3864"/>
-          </w:tcPr>
-          <w:p>
-            <w:pPr>
-              <w:spacing w:after="0"/>
-              <w:jc w:val="both"/>
-            </w:pPr>
-            <w:r>
-              <w:rPr>
-                <w:rFonts w:ascii="Adani" w:hAnsi="Adani" w:eastAsia="Adani" w:cs="Adani"/>
-                <w:b w:val="0"/>
-                <w:sz w:val="23"/>
-              </w:rPr>
-              <w:t>ADANI-ELBIT ADVANCED SYSTEMS INDIA LIMITED</w:t>
-            </w:r>
-          </w:p>
-        </w:tc>
-        <w:tc>
-          <w:tcPr>
-            <w:tcW w:type="dxa" w:w="2610"/>
-          </w:tcPr>
-          <w:p>
-            <w:pPr>
-              <w:spacing w:after="0"/>
-              <w:jc w:val="center"/>
-            </w:pPr>
-            <w:r>
-              <w:rPr>
-                <w:rFonts w:ascii="Adani" w:hAnsi="Adani" w:eastAsia="Adani" w:cs="Adani"/>
-                <w:b w:val="0"/>
-                <w:sz w:val="23"/>
-              </w:rPr>
-              <w:t>07/11/2016</w:t>
             </w:r>
           </w:p>
         </w:tc>
@@ -1595,7 +1245,7 @@
           <w:b w:val="0"/>
           <w:sz w:val="23"/>
         </w:rPr>
-        <w:t xml:space="preserve">Date: 07th May, 2026</w:t>
+        <w:t xml:space="preserve">Date: 15th May, 2026</w:t>
         <w:tab/>
       </w:r>
     </w:p>

--- a/Backend/Director_Disclosure/Output_Disclosures/2024-25/GVK_AIRPORT_HOLDINGS_LIMITED/DIR-8/DIR8_ASHISH_RAJVANSHI_07590913.docx
+++ b/Backend/Director_Disclosure/Output_Disclosures/2024-25/GVK_AIRPORT_HOLDINGS_LIMITED/DIR-8/DIR8_ASHISH_RAJVANSHI_07590913.docx
@@ -359,7 +359,7 @@
                 <w:b w:val="0"/>
                 <w:sz w:val="23"/>
               </w:rPr>
-              <w:t>07/02/2025</w:t>
+              <w:t>12/12/2025</w:t>
             </w:r>
           </w:p>
         </w:tc>
@@ -429,7 +429,7 @@
                 <w:b w:val="0"/>
                 <w:sz w:val="23"/>
               </w:rPr>
-              <w:t>16/11/2024</w:t>
+              <w:t>16/06/2025</w:t>
             </w:r>
           </w:p>
         </w:tc>
@@ -690,7 +690,7 @@
                 <w:b w:val="0"/>
                 <w:sz w:val="23"/>
               </w:rPr>
-              <w:t>ADANICONNEX PRIVATE LIMITED</w:t>
+              <w:t>PLR SYSTEMS PRIVATE LIMITED</w:t>
             </w:r>
           </w:p>
         </w:tc>
@@ -709,7 +709,7 @@
                 <w:b w:val="0"/>
                 <w:sz w:val="23"/>
               </w:rPr>
-              <w:t>27/10/2021</w:t>
+              <w:t>21/08/2021</w:t>
             </w:r>
           </w:p>
         </w:tc>
@@ -760,7 +760,7 @@
                 <w:b w:val="0"/>
                 <w:sz w:val="23"/>
               </w:rPr>
-              <w:t>PLR SYSTEMS PRIVATE LIMITED</w:t>
+              <w:t>PLR SYSTEMS (INDIA) LIMITED</w:t>
             </w:r>
           </w:p>
         </w:tc>
@@ -830,7 +830,7 @@
                 <w:b w:val="0"/>
                 <w:sz w:val="23"/>
               </w:rPr>
-              <w:t>PLR SYSTEMS (INDIA) LIMITED</w:t>
+              <w:t>INDIANOIL - ADANI GAS PRIVATE LIMITED</w:t>
             </w:r>
           </w:p>
         </w:tc>
@@ -849,7 +849,7 @@
                 <w:b w:val="0"/>
                 <w:sz w:val="23"/>
               </w:rPr>
-              <w:t>21/08/2021</w:t>
+              <w:t>10/12/2020</w:t>
             </w:r>
           </w:p>
         </w:tc>
@@ -882,76 +882,6 @@
                 <w:sz w:val="23"/>
               </w:rPr>
               <w:t>9</w:t>
-            </w:r>
-          </w:p>
-        </w:tc>
-        <w:tc>
-          <w:tcPr>
-            <w:tcW w:type="dxa" w:w="3864"/>
-          </w:tcPr>
-          <w:p>
-            <w:pPr>
-              <w:spacing w:after="0"/>
-              <w:jc w:val="both"/>
-            </w:pPr>
-            <w:r>
-              <w:rPr>
-                <w:rFonts w:ascii="Adani" w:hAnsi="Adani" w:eastAsia="Adani" w:cs="Adani"/>
-                <w:b w:val="0"/>
-                <w:sz w:val="23"/>
-              </w:rPr>
-              <w:t>PLR SYSTEMS PRIVATE LIMITED</w:t>
-            </w:r>
-          </w:p>
-        </w:tc>
-        <w:tc>
-          <w:tcPr>
-            <w:tcW w:type="dxa" w:w="2610"/>
-          </w:tcPr>
-          <w:p>
-            <w:pPr>
-              <w:spacing w:after="0"/>
-              <w:jc w:val="center"/>
-            </w:pPr>
-            <w:r>
-              <w:rPr>
-                <w:rFonts w:ascii="Adani" w:hAnsi="Adani" w:eastAsia="Adani" w:cs="Adani"/>
-                <w:b w:val="0"/>
-                <w:sz w:val="23"/>
-              </w:rPr>
-              <w:t>21/08/2021</w:t>
-            </w:r>
-          </w:p>
-        </w:tc>
-        <w:tc>
-          <w:tcPr>
-            <w:tcW w:type="dxa" w:w="2250"/>
-          </w:tcPr>
-          <w:p>
-            <w:pPr>
-              <w:spacing w:after="0"/>
-              <w:jc w:val="center"/>
-            </w:pPr>
-          </w:p>
-        </w:tc>
-      </w:tr>
-      <w:tr>
-        <w:tc>
-          <w:tcPr>
-            <w:tcW w:type="dxa" w:w="636"/>
-          </w:tcPr>
-          <w:p>
-            <w:pPr>
-              <w:spacing w:after="0"/>
-              <w:ind w:left="360"/>
-            </w:pPr>
-            <w:r>
-              <w:rPr>
-                <w:rFonts w:ascii="Adani" w:hAnsi="Adani" w:eastAsia="Adani" w:cs="Adani"/>
-                <w:b w:val="0"/>
-                <w:sz w:val="23"/>
-              </w:rPr>
-              <w:t>10</w:t>
             </w:r>
           </w:p>
         </w:tc>
@@ -1021,77 +951,7 @@
                 <w:b w:val="0"/>
                 <w:sz w:val="23"/>
               </w:rPr>
-              <w:t>11</w:t>
-            </w:r>
-          </w:p>
-        </w:tc>
-        <w:tc>
-          <w:tcPr>
-            <w:tcW w:type="dxa" w:w="3864"/>
-          </w:tcPr>
-          <w:p>
-            <w:pPr>
-              <w:spacing w:after="0"/>
-              <w:jc w:val="both"/>
-            </w:pPr>
-            <w:r>
-              <w:rPr>
-                <w:rFonts w:ascii="Adani" w:hAnsi="Adani" w:eastAsia="Adani" w:cs="Adani"/>
-                <w:b w:val="0"/>
-                <w:sz w:val="23"/>
-              </w:rPr>
-              <w:t>INDIANOIL - ADANI GAS PRIVATE LIMITED</w:t>
-            </w:r>
-          </w:p>
-        </w:tc>
-        <w:tc>
-          <w:tcPr>
-            <w:tcW w:type="dxa" w:w="2610"/>
-          </w:tcPr>
-          <w:p>
-            <w:pPr>
-              <w:spacing w:after="0"/>
-              <w:jc w:val="center"/>
-            </w:pPr>
-            <w:r>
-              <w:rPr>
-                <w:rFonts w:ascii="Adani" w:hAnsi="Adani" w:eastAsia="Adani" w:cs="Adani"/>
-                <w:b w:val="0"/>
-                <w:sz w:val="23"/>
-              </w:rPr>
-              <w:t>11/01/2020</w:t>
-            </w:r>
-          </w:p>
-        </w:tc>
-        <w:tc>
-          <w:tcPr>
-            <w:tcW w:type="dxa" w:w="2250"/>
-          </w:tcPr>
-          <w:p>
-            <w:pPr>
-              <w:spacing w:after="0"/>
-              <w:jc w:val="center"/>
-            </w:pPr>
-          </w:p>
-        </w:tc>
-      </w:tr>
-      <w:tr>
-        <w:tc>
-          <w:tcPr>
-            <w:tcW w:type="dxa" w:w="636"/>
-          </w:tcPr>
-          <w:p>
-            <w:pPr>
-              <w:spacing w:after="0"/>
-              <w:ind w:left="360"/>
-            </w:pPr>
-            <w:r>
-              <w:rPr>
-                <w:rFonts w:ascii="Adani" w:hAnsi="Adani" w:eastAsia="Adani" w:cs="Adani"/>
-                <w:b w:val="0"/>
-                <w:sz w:val="23"/>
-              </w:rPr>
-              <w:t>12</w:t>
+              <w:t>10</w:t>
             </w:r>
           </w:p>
         </w:tc>
@@ -1245,7 +1105,7 @@
           <w:b w:val="0"/>
           <w:sz w:val="23"/>
         </w:rPr>
-        <w:t xml:space="preserve">Date: 15th May, 2026</w:t>
+        <w:t xml:space="preserve">Date: 08th June, 2026</w:t>
         <w:tab/>
       </w:r>
     </w:p>
